--- a/docs/levels/Уровень 2 (сетка 4×4).docx
+++ b/docs/levels/Уровень 2 (сетка 4×4).docx
@@ -71,6 +71,7 @@
     </w:p>
     <w:tbl>
       <w:tblPr>
+        <w:tblW w:w="0" w:type="auto"/>
         <w:tblBorders>
           <w:top w:val="single" w:sz="4" w:space="0" w:color="808080"/>
           <w:left w:val="single" w:sz="4" w:space="0" w:color="808080"/>
@@ -79,10 +80,20 @@
           <w:insideH w:val="single" w:sz="4" w:space="0" w:color="808080"/>
           <w:insideV w:val="single" w:sz="4" w:space="0" w:color="808080"/>
         </w:tblBorders>
+        <w:tblLayout w:type="autofit"/>
       </w:tblPr>
-      <w:tr>
-        <w:tc>
-          <w:tcPr/>
+      <w:tblGrid>
+        <w:gridCol w:w="1872"/>
+        <w:gridCol w:w="1872"/>
+        <w:gridCol w:w="1872"/>
+        <w:gridCol w:w="1872"/>
+        <w:gridCol w:w="1872"/>
+      </w:tblGrid>
+      <w:tr>
+        <w:tc>
+          <w:tcPr>
+            <w:tcW w:w="1872" w:type="dxa"/>
+          </w:tcPr>
           <w:p>
             <w:r>
               <w:t xml:space="preserve"/>
@@ -90,7 +101,9 @@
           </w:p>
         </w:tc>
         <w:tc>
-          <w:tcPr/>
+          <w:tcPr>
+            <w:tcW w:w="1872" w:type="dxa"/>
+          </w:tcPr>
           <w:p>
             <w:r>
               <w:t xml:space="preserve">Ст. 1</w:t>
@@ -98,7 +111,9 @@
           </w:p>
         </w:tc>
         <w:tc>
-          <w:tcPr/>
+          <w:tcPr>
+            <w:tcW w:w="1872" w:type="dxa"/>
+          </w:tcPr>
           <w:p>
             <w:r>
               <w:t xml:space="preserve">Ст. 2</w:t>
@@ -106,7 +121,9 @@
           </w:p>
         </w:tc>
         <w:tc>
-          <w:tcPr/>
+          <w:tcPr>
+            <w:tcW w:w="1872" w:type="dxa"/>
+          </w:tcPr>
           <w:p>
             <w:r>
               <w:t xml:space="preserve">Ст. 3</w:t>
@@ -114,7 +131,9 @@
           </w:p>
         </w:tc>
         <w:tc>
-          <w:tcPr/>
+          <w:tcPr>
+            <w:tcW w:w="1872" w:type="dxa"/>
+          </w:tcPr>
           <w:p>
             <w:r>
               <w:t xml:space="preserve">Ст. 4</w:t>
@@ -124,7 +143,9 @@
       </w:tr>
       <w:tr>
         <w:tc>
-          <w:tcPr/>
+          <w:tcPr>
+            <w:tcW w:w="1872" w:type="dxa"/>
+          </w:tcPr>
           <w:p>
             <w:r>
               <w:t xml:space="preserve">Строка 1</w:t>
@@ -132,7 +153,9 @@
           </w:p>
         </w:tc>
         <w:tc>
-          <w:tcPr/>
+          <w:tcPr>
+            <w:tcW w:w="1872" w:type="dxa"/>
+          </w:tcPr>
           <w:p>
             <w:r>
               <w:t xml:space="preserve">11</w:t>
@@ -140,7 +163,9 @@
           </w:p>
         </w:tc>
         <w:tc>
-          <w:tcPr/>
+          <w:tcPr>
+            <w:tcW w:w="1872" w:type="dxa"/>
+          </w:tcPr>
           <w:p>
             <w:r>
               <w:t xml:space="preserve">21</w:t>
@@ -148,7 +173,9 @@
           </w:p>
         </w:tc>
         <w:tc>
-          <w:tcPr/>
+          <w:tcPr>
+            <w:tcW w:w="1872" w:type="dxa"/>
+          </w:tcPr>
           <w:p>
             <w:r>
               <w:t xml:space="preserve">31</w:t>
@@ -156,7 +183,9 @@
           </w:p>
         </w:tc>
         <w:tc>
-          <w:tcPr/>
+          <w:tcPr>
+            <w:tcW w:w="1872" w:type="dxa"/>
+          </w:tcPr>
           <w:p>
             <w:r>
               <w:t xml:space="preserve">41</w:t>
@@ -166,7 +195,9 @@
       </w:tr>
       <w:tr>
         <w:tc>
-          <w:tcPr/>
+          <w:tcPr>
+            <w:tcW w:w="1872" w:type="dxa"/>
+          </w:tcPr>
           <w:p>
             <w:r>
               <w:t xml:space="preserve">Строка 2</w:t>
@@ -174,7 +205,9 @@
           </w:p>
         </w:tc>
         <w:tc>
-          <w:tcPr/>
+          <w:tcPr>
+            <w:tcW w:w="1872" w:type="dxa"/>
+          </w:tcPr>
           <w:p>
             <w:r>
               <w:t xml:space="preserve">12</w:t>
@@ -182,7 +215,9 @@
           </w:p>
         </w:tc>
         <w:tc>
-          <w:tcPr/>
+          <w:tcPr>
+            <w:tcW w:w="1872" w:type="dxa"/>
+          </w:tcPr>
           <w:p>
             <w:r>
               <w:t xml:space="preserve">22</w:t>
@@ -190,7 +225,9 @@
           </w:p>
         </w:tc>
         <w:tc>
-          <w:tcPr/>
+          <w:tcPr>
+            <w:tcW w:w="1872" w:type="dxa"/>
+          </w:tcPr>
           <w:p>
             <w:r>
               <w:t xml:space="preserve">32</w:t>
@@ -198,7 +235,9 @@
           </w:p>
         </w:tc>
         <w:tc>
-          <w:tcPr/>
+          <w:tcPr>
+            <w:tcW w:w="1872" w:type="dxa"/>
+          </w:tcPr>
           <w:p>
             <w:r>
               <w:t xml:space="preserve">42</w:t>
@@ -208,7 +247,9 @@
       </w:tr>
       <w:tr>
         <w:tc>
-          <w:tcPr/>
+          <w:tcPr>
+            <w:tcW w:w="1872" w:type="dxa"/>
+          </w:tcPr>
           <w:p>
             <w:r>
               <w:t xml:space="preserve">Строка 3</w:t>
@@ -216,7 +257,9 @@
           </w:p>
         </w:tc>
         <w:tc>
-          <w:tcPr/>
+          <w:tcPr>
+            <w:tcW w:w="1872" w:type="dxa"/>
+          </w:tcPr>
           <w:p>
             <w:r>
               <w:t xml:space="preserve">13</w:t>
@@ -224,7 +267,9 @@
           </w:p>
         </w:tc>
         <w:tc>
-          <w:tcPr/>
+          <w:tcPr>
+            <w:tcW w:w="1872" w:type="dxa"/>
+          </w:tcPr>
           <w:p>
             <w:r>
               <w:t xml:space="preserve">23</w:t>
@@ -232,7 +277,9 @@
           </w:p>
         </w:tc>
         <w:tc>
-          <w:tcPr/>
+          <w:tcPr>
+            <w:tcW w:w="1872" w:type="dxa"/>
+          </w:tcPr>
           <w:p>
             <w:r>
               <w:t xml:space="preserve">33</w:t>
@@ -240,7 +287,9 @@
           </w:p>
         </w:tc>
         <w:tc>
-          <w:tcPr/>
+          <w:tcPr>
+            <w:tcW w:w="1872" w:type="dxa"/>
+          </w:tcPr>
           <w:p>
             <w:r>
               <w:t xml:space="preserve">43</w:t>
@@ -250,7 +299,9 @@
       </w:tr>
       <w:tr>
         <w:tc>
-          <w:tcPr/>
+          <w:tcPr>
+            <w:tcW w:w="1872" w:type="dxa"/>
+          </w:tcPr>
           <w:p>
             <w:r>
               <w:t xml:space="preserve">Строка 4</w:t>
@@ -258,7 +309,9 @@
           </w:p>
         </w:tc>
         <w:tc>
-          <w:tcPr/>
+          <w:tcPr>
+            <w:tcW w:w="1872" w:type="dxa"/>
+          </w:tcPr>
           <w:p>
             <w:r>
               <w:t xml:space="preserve">14</w:t>
@@ -266,7 +319,9 @@
           </w:p>
         </w:tc>
         <w:tc>
-          <w:tcPr/>
+          <w:tcPr>
+            <w:tcW w:w="1872" w:type="dxa"/>
+          </w:tcPr>
           <w:p>
             <w:r>
               <w:t xml:space="preserve">24</w:t>
@@ -274,7 +329,9 @@
           </w:p>
         </w:tc>
         <w:tc>
-          <w:tcPr/>
+          <w:tcPr>
+            <w:tcW w:w="1872" w:type="dxa"/>
+          </w:tcPr>
           <w:p>
             <w:r>
               <w:t xml:space="preserve">34</w:t>
@@ -282,7 +339,9 @@
           </w:p>
         </w:tc>
         <w:tc>
-          <w:tcPr/>
+          <w:tcPr>
+            <w:tcW w:w="1872" w:type="dxa"/>
+          </w:tcPr>
           <w:p>
             <w:r>
               <w:t xml:space="preserve">44</w:t>
@@ -313,6 +372,7 @@
     </w:p>
     <w:tbl>
       <w:tblPr>
+        <w:tblW w:w="0" w:type="auto"/>
         <w:tblBorders>
           <w:top w:val="single" w:sz="4" w:space="0" w:color="808080"/>
           <w:left w:val="single" w:sz="4" w:space="0" w:color="808080"/>
@@ -321,10 +381,19 @@
           <w:insideH w:val="single" w:sz="4" w:space="0" w:color="808080"/>
           <w:insideV w:val="single" w:sz="4" w:space="0" w:color="808080"/>
         </w:tblBorders>
+        <w:tblLayout w:type="autofit"/>
       </w:tblPr>
-      <w:tr>
-        <w:tc>
-          <w:tcPr/>
+      <w:tblGrid>
+        <w:gridCol w:w="2340"/>
+        <w:gridCol w:w="2340"/>
+        <w:gridCol w:w="2340"/>
+        <w:gridCol w:w="2340"/>
+      </w:tblGrid>
+      <w:tr>
+        <w:tc>
+          <w:tcPr>
+            <w:tcW w:w="2340" w:type="dxa"/>
+          </w:tcPr>
           <w:p>
             <w:r>
               <w:t xml:space="preserve">Тип хода</w:t>
@@ -332,7 +401,9 @@
           </w:p>
         </w:tc>
         <w:tc>
-          <w:tcPr/>
+          <w:tcPr>
+            <w:tcW w:w="2340" w:type="dxa"/>
+          </w:tcPr>
           <w:p>
             <w:r>
               <w:t xml:space="preserve">Вариаций</w:t>
@@ -340,7 +411,9 @@
           </w:p>
         </w:tc>
         <w:tc>
-          <w:tcPr/>
+          <w:tcPr>
+            <w:tcW w:w="2340" w:type="dxa"/>
+          </w:tcPr>
           <w:p>
             <w:r>
               <w:t xml:space="preserve">Шагов за ход</w:t>
@@ -348,7 +421,9 @@
           </w:p>
         </w:tc>
         <w:tc>
-          <w:tcPr/>
+          <w:tcPr>
+            <w:tcW w:w="2340" w:type="dxa"/>
+          </w:tcPr>
           <w:p>
             <w:r>
               <w:t xml:space="preserve">Всего шагов</w:t>
@@ -358,7 +433,9 @@
       </w:tr>
       <w:tr>
         <w:tc>
-          <w:tcPr/>
+          <w:tcPr>
+            <w:tcW w:w="2340" w:type="dxa"/>
+          </w:tcPr>
           <w:p>
             <w:r>
               <w:t xml:space="preserve">Прямые на 2 клетки</w:t>
@@ -366,7 +443,9 @@
           </w:p>
         </w:tc>
         <w:tc>
-          <w:tcPr/>
+          <w:tcPr>
+            <w:tcW w:w="2340" w:type="dxa"/>
+          </w:tcPr>
           <w:p>
             <w:r>
               <w:t xml:space="preserve">4</w:t>
@@ -374,15 +453,19 @@
           </w:p>
         </w:tc>
         <w:tc>
-          <w:tcPr/>
-          <w:p>
-            <w:r>
-              <w:t xml:space="preserve">2</w:t>
-            </w:r>
-          </w:p>
-        </w:tc>
-        <w:tc>
-          <w:tcPr/>
+          <w:tcPr>
+            <w:tcW w:w="2340" w:type="dxa"/>
+          </w:tcPr>
+          <w:p>
+            <w:r>
+              <w:t xml:space="preserve">2</w:t>
+            </w:r>
+          </w:p>
+        </w:tc>
+        <w:tc>
+          <w:tcPr>
+            <w:tcW w:w="2340" w:type="dxa"/>
+          </w:tcPr>
           <w:p>
             <w:r>
               <w:t xml:space="preserve">8</w:t>
@@ -392,7 +475,9 @@
       </w:tr>
       <w:tr>
         <w:tc>
-          <w:tcPr/>
+          <w:tcPr>
+            <w:tcW w:w="2340" w:type="dxa"/>
+          </w:tcPr>
           <w:p>
             <w:r>
               <w:t xml:space="preserve">Итого</w:t>
@@ -400,7 +485,9 @@
           </w:p>
         </w:tc>
         <w:tc>
-          <w:tcPr/>
+          <w:tcPr>
+            <w:tcW w:w="2340" w:type="dxa"/>
+          </w:tcPr>
           <w:p>
             <w:r>
               <w:t xml:space="preserve">4</w:t>
@@ -408,7 +495,9 @@
           </w:p>
         </w:tc>
         <w:tc>
-          <w:tcPr/>
+          <w:tcPr>
+            <w:tcW w:w="2340" w:type="dxa"/>
+          </w:tcPr>
           <w:p>
             <w:r>
               <w:t xml:space="preserve">—</w:t>
@@ -416,7 +505,9 @@
           </w:p>
         </w:tc>
         <w:tc>
-          <w:tcPr/>
+          <w:tcPr>
+            <w:tcW w:w="2340" w:type="dxa"/>
+          </w:tcPr>
           <w:p>
             <w:r>
               <w:t xml:space="preserve">8</w:t>
@@ -432,11 +523,12 @@
           <w:b/>
           <w:sz w:val="28"/>
         </w:rPr>
-        <w:t xml:space="preserve">4. Все 4 вариаций ходов</w:t>
+        <w:t xml:space="preserve">4. Все 4 вариации ходов</w:t>
       </w:r>
     </w:p>
     <w:tbl>
       <w:tblPr>
+        <w:tblW w:w="0" w:type="auto"/>
         <w:tblBorders>
           <w:top w:val="single" w:sz="4" w:space="0" w:color="808080"/>
           <w:left w:val="single" w:sz="4" w:space="0" w:color="808080"/>
@@ -445,10 +537,17 @@
           <w:insideH w:val="single" w:sz="4" w:space="0" w:color="808080"/>
           <w:insideV w:val="single" w:sz="4" w:space="0" w:color="808080"/>
         </w:tblBorders>
+        <w:tblLayout w:type="autofit"/>
       </w:tblPr>
-      <w:tr>
-        <w:tc>
-          <w:tcPr/>
+      <w:tblGrid>
+        <w:gridCol w:w="4680"/>
+        <w:gridCol w:w="4680"/>
+      </w:tblGrid>
+      <w:tr>
+        <w:tc>
+          <w:tcPr>
+            <w:tcW w:w="4680" w:type="dxa"/>
+          </w:tcPr>
           <w:p>
             <w:r>
               <w:t xml:space="preserve">Прямые на 2 клетки (4)</w:t>
@@ -456,7 +555,9 @@
           </w:p>
         </w:tc>
         <w:tc>
-          <w:tcPr/>
+          <w:tcPr>
+            <w:tcW w:w="4680" w:type="dxa"/>
+          </w:tcPr>
           <w:p>
             <w:r>
               <w:t xml:space="preserve">ЛЛ · ПП · ВВ · НН</w:t>
@@ -482,7 +583,7 @@
     </w:p>
     <w:p>
       <w:r>
-        <w:t xml:space="preserve">16 клеток × 4 ходов = 64 вариаций.</w:t>
+        <w:t xml:space="preserve">16 клеток × 4 хода = 64 вариации.</w:t>
       </w:r>
     </w:p>
     <w:p>
@@ -521,6 +622,7 @@
     </w:p>
     <w:tbl>
       <w:tblPr>
+        <w:tblW w:w="0" w:type="auto"/>
         <w:tblBorders>
           <w:top w:val="single" w:sz="4" w:space="0" w:color="808080"/>
           <w:left w:val="single" w:sz="4" w:space="0" w:color="808080"/>
@@ -529,10 +631,20 @@
           <w:insideH w:val="single" w:sz="4" w:space="0" w:color="808080"/>
           <w:insideV w:val="single" w:sz="4" w:space="0" w:color="808080"/>
         </w:tblBorders>
+        <w:tblLayout w:type="autofit"/>
       </w:tblPr>
-      <w:tr>
-        <w:tc>
-          <w:tcPr/>
+      <w:tblGrid>
+        <w:gridCol w:w="1872"/>
+        <w:gridCol w:w="1872"/>
+        <w:gridCol w:w="1872"/>
+        <w:gridCol w:w="1872"/>
+        <w:gridCol w:w="1872"/>
+      </w:tblGrid>
+      <w:tr>
+        <w:tc>
+          <w:tcPr>
+            <w:tcW w:w="1872" w:type="dxa"/>
+          </w:tcPr>
           <w:p>
             <w:r>
               <w:t xml:space="preserve"/>
@@ -540,7 +652,9 @@
           </w:p>
         </w:tc>
         <w:tc>
-          <w:tcPr/>
+          <w:tcPr>
+            <w:tcW w:w="1872" w:type="dxa"/>
+          </w:tcPr>
           <w:p>
             <w:r>
               <w:t xml:space="preserve">Ст. 1</w:t>
@@ -548,7 +662,9 @@
           </w:p>
         </w:tc>
         <w:tc>
-          <w:tcPr/>
+          <w:tcPr>
+            <w:tcW w:w="1872" w:type="dxa"/>
+          </w:tcPr>
           <w:p>
             <w:r>
               <w:t xml:space="preserve">Ст. 2</w:t>
@@ -556,7 +672,9 @@
           </w:p>
         </w:tc>
         <w:tc>
-          <w:tcPr/>
+          <w:tcPr>
+            <w:tcW w:w="1872" w:type="dxa"/>
+          </w:tcPr>
           <w:p>
             <w:r>
               <w:t xml:space="preserve">Ст. 3</w:t>
@@ -564,7 +682,9 @@
           </w:p>
         </w:tc>
         <w:tc>
-          <w:tcPr/>
+          <w:tcPr>
+            <w:tcW w:w="1872" w:type="dxa"/>
+          </w:tcPr>
           <w:p>
             <w:r>
               <w:t xml:space="preserve">Ст. 4</w:t>
@@ -574,7 +694,9 @@
       </w:tr>
       <w:tr>
         <w:tc>
-          <w:tcPr/>
+          <w:tcPr>
+            <w:tcW w:w="1872" w:type="dxa"/>
+          </w:tcPr>
           <w:p>
             <w:r>
               <w:t xml:space="preserve">Строка 1</w:t>
@@ -582,41 +704,51 @@
           </w:p>
         </w:tc>
         <w:tc>
-          <w:tcPr/>
-          <w:p>
-            <w:r>
-              <w:t xml:space="preserve">2</w:t>
-            </w:r>
-          </w:p>
-        </w:tc>
-        <w:tc>
-          <w:tcPr/>
-          <w:p>
-            <w:r>
-              <w:t xml:space="preserve">2</w:t>
-            </w:r>
-          </w:p>
-        </w:tc>
-        <w:tc>
-          <w:tcPr/>
-          <w:p>
-            <w:r>
-              <w:t xml:space="preserve">2</w:t>
-            </w:r>
-          </w:p>
-        </w:tc>
-        <w:tc>
-          <w:tcPr/>
-          <w:p>
-            <w:r>
-              <w:t xml:space="preserve">2</w:t>
-            </w:r>
-          </w:p>
-        </w:tc>
-      </w:tr>
-      <w:tr>
-        <w:tc>
-          <w:tcPr/>
+          <w:tcPr>
+            <w:tcW w:w="1872" w:type="dxa"/>
+          </w:tcPr>
+          <w:p>
+            <w:r>
+              <w:t xml:space="preserve">2</w:t>
+            </w:r>
+          </w:p>
+        </w:tc>
+        <w:tc>
+          <w:tcPr>
+            <w:tcW w:w="1872" w:type="dxa"/>
+          </w:tcPr>
+          <w:p>
+            <w:r>
+              <w:t xml:space="preserve">2</w:t>
+            </w:r>
+          </w:p>
+        </w:tc>
+        <w:tc>
+          <w:tcPr>
+            <w:tcW w:w="1872" w:type="dxa"/>
+          </w:tcPr>
+          <w:p>
+            <w:r>
+              <w:t xml:space="preserve">2</w:t>
+            </w:r>
+          </w:p>
+        </w:tc>
+        <w:tc>
+          <w:tcPr>
+            <w:tcW w:w="1872" w:type="dxa"/>
+          </w:tcPr>
+          <w:p>
+            <w:r>
+              <w:t xml:space="preserve">2</w:t>
+            </w:r>
+          </w:p>
+        </w:tc>
+      </w:tr>
+      <w:tr>
+        <w:tc>
+          <w:tcPr>
+            <w:tcW w:w="1872" w:type="dxa"/>
+          </w:tcPr>
           <w:p>
             <w:r>
               <w:t xml:space="preserve">Строка 2</w:t>
@@ -624,41 +756,51 @@
           </w:p>
         </w:tc>
         <w:tc>
-          <w:tcPr/>
-          <w:p>
-            <w:r>
-              <w:t xml:space="preserve">2</w:t>
-            </w:r>
-          </w:p>
-        </w:tc>
-        <w:tc>
-          <w:tcPr/>
-          <w:p>
-            <w:r>
-              <w:t xml:space="preserve">2</w:t>
-            </w:r>
-          </w:p>
-        </w:tc>
-        <w:tc>
-          <w:tcPr/>
-          <w:p>
-            <w:r>
-              <w:t xml:space="preserve">2</w:t>
-            </w:r>
-          </w:p>
-        </w:tc>
-        <w:tc>
-          <w:tcPr/>
-          <w:p>
-            <w:r>
-              <w:t xml:space="preserve">2</w:t>
-            </w:r>
-          </w:p>
-        </w:tc>
-      </w:tr>
-      <w:tr>
-        <w:tc>
-          <w:tcPr/>
+          <w:tcPr>
+            <w:tcW w:w="1872" w:type="dxa"/>
+          </w:tcPr>
+          <w:p>
+            <w:r>
+              <w:t xml:space="preserve">2</w:t>
+            </w:r>
+          </w:p>
+        </w:tc>
+        <w:tc>
+          <w:tcPr>
+            <w:tcW w:w="1872" w:type="dxa"/>
+          </w:tcPr>
+          <w:p>
+            <w:r>
+              <w:t xml:space="preserve">2</w:t>
+            </w:r>
+          </w:p>
+        </w:tc>
+        <w:tc>
+          <w:tcPr>
+            <w:tcW w:w="1872" w:type="dxa"/>
+          </w:tcPr>
+          <w:p>
+            <w:r>
+              <w:t xml:space="preserve">2</w:t>
+            </w:r>
+          </w:p>
+        </w:tc>
+        <w:tc>
+          <w:tcPr>
+            <w:tcW w:w="1872" w:type="dxa"/>
+          </w:tcPr>
+          <w:p>
+            <w:r>
+              <w:t xml:space="preserve">2</w:t>
+            </w:r>
+          </w:p>
+        </w:tc>
+      </w:tr>
+      <w:tr>
+        <w:tc>
+          <w:tcPr>
+            <w:tcW w:w="1872" w:type="dxa"/>
+          </w:tcPr>
           <w:p>
             <w:r>
               <w:t xml:space="preserve">Строка 3</w:t>
@@ -666,41 +808,51 @@
           </w:p>
         </w:tc>
         <w:tc>
-          <w:tcPr/>
-          <w:p>
-            <w:r>
-              <w:t xml:space="preserve">2</w:t>
-            </w:r>
-          </w:p>
-        </w:tc>
-        <w:tc>
-          <w:tcPr/>
-          <w:p>
-            <w:r>
-              <w:t xml:space="preserve">2</w:t>
-            </w:r>
-          </w:p>
-        </w:tc>
-        <w:tc>
-          <w:tcPr/>
-          <w:p>
-            <w:r>
-              <w:t xml:space="preserve">2</w:t>
-            </w:r>
-          </w:p>
-        </w:tc>
-        <w:tc>
-          <w:tcPr/>
-          <w:p>
-            <w:r>
-              <w:t xml:space="preserve">2</w:t>
-            </w:r>
-          </w:p>
-        </w:tc>
-      </w:tr>
-      <w:tr>
-        <w:tc>
-          <w:tcPr/>
+          <w:tcPr>
+            <w:tcW w:w="1872" w:type="dxa"/>
+          </w:tcPr>
+          <w:p>
+            <w:r>
+              <w:t xml:space="preserve">2</w:t>
+            </w:r>
+          </w:p>
+        </w:tc>
+        <w:tc>
+          <w:tcPr>
+            <w:tcW w:w="1872" w:type="dxa"/>
+          </w:tcPr>
+          <w:p>
+            <w:r>
+              <w:t xml:space="preserve">2</w:t>
+            </w:r>
+          </w:p>
+        </w:tc>
+        <w:tc>
+          <w:tcPr>
+            <w:tcW w:w="1872" w:type="dxa"/>
+          </w:tcPr>
+          <w:p>
+            <w:r>
+              <w:t xml:space="preserve">2</w:t>
+            </w:r>
+          </w:p>
+        </w:tc>
+        <w:tc>
+          <w:tcPr>
+            <w:tcW w:w="1872" w:type="dxa"/>
+          </w:tcPr>
+          <w:p>
+            <w:r>
+              <w:t xml:space="preserve">2</w:t>
+            </w:r>
+          </w:p>
+        </w:tc>
+      </w:tr>
+      <w:tr>
+        <w:tc>
+          <w:tcPr>
+            <w:tcW w:w="1872" w:type="dxa"/>
+          </w:tcPr>
           <w:p>
             <w:r>
               <w:t xml:space="preserve">Строка 4</w:t>
@@ -708,31 +860,39 @@
           </w:p>
         </w:tc>
         <w:tc>
-          <w:tcPr/>
-          <w:p>
-            <w:r>
-              <w:t xml:space="preserve">2</w:t>
-            </w:r>
-          </w:p>
-        </w:tc>
-        <w:tc>
-          <w:tcPr/>
-          <w:p>
-            <w:r>
-              <w:t xml:space="preserve">2</w:t>
-            </w:r>
-          </w:p>
-        </w:tc>
-        <w:tc>
-          <w:tcPr/>
-          <w:p>
-            <w:r>
-              <w:t xml:space="preserve">2</w:t>
-            </w:r>
-          </w:p>
-        </w:tc>
-        <w:tc>
-          <w:tcPr/>
+          <w:tcPr>
+            <w:tcW w:w="1872" w:type="dxa"/>
+          </w:tcPr>
+          <w:p>
+            <w:r>
+              <w:t xml:space="preserve">2</w:t>
+            </w:r>
+          </w:p>
+        </w:tc>
+        <w:tc>
+          <w:tcPr>
+            <w:tcW w:w="1872" w:type="dxa"/>
+          </w:tcPr>
+          <w:p>
+            <w:r>
+              <w:t xml:space="preserve">2</w:t>
+            </w:r>
+          </w:p>
+        </w:tc>
+        <w:tc>
+          <w:tcPr>
+            <w:tcW w:w="1872" w:type="dxa"/>
+          </w:tcPr>
+          <w:p>
+            <w:r>
+              <w:t xml:space="preserve">2</w:t>
+            </w:r>
+          </w:p>
+        </w:tc>
+        <w:tc>
+          <w:tcPr>
+            <w:tcW w:w="1872" w:type="dxa"/>
+          </w:tcPr>
           <w:p>
             <w:r>
               <w:t xml:space="preserve">2</w:t>
@@ -744,7 +904,7 @@
     <w:p/>
     <w:p>
       <w:r>
-        <w:t xml:space="preserve">Минимум — в углах (2 ходов, 2 тупиков), максимум — в центре поля (2 ходов, 2 тупиков).</w:t>
+        <w:t xml:space="preserve">Из любой клетки доступно ровно 2 хода из 4 — доля ДАЛЬШЕ одинакова по всему полю.</w:t>
       </w:r>
     </w:p>
     <w:p>
@@ -797,6 +957,7 @@
     </w:p>
     <w:tbl>
       <w:tblPr>
+        <w:tblW w:w="0" w:type="auto"/>
         <w:tblBorders>
           <w:top w:val="single" w:sz="4" w:space="0" w:color="808080"/>
           <w:left w:val="single" w:sz="4" w:space="0" w:color="808080"/>
@@ -805,10 +966,18 @@
           <w:insideH w:val="single" w:sz="4" w:space="0" w:color="808080"/>
           <w:insideV w:val="single" w:sz="4" w:space="0" w:color="808080"/>
         </w:tblBorders>
+        <w:tblLayout w:type="autofit"/>
       </w:tblPr>
-      <w:tr>
-        <w:tc>
-          <w:tcPr/>
+      <w:tblGrid>
+        <w:gridCol w:w="3120"/>
+        <w:gridCol w:w="3120"/>
+        <w:gridCol w:w="3120"/>
+      </w:tblGrid>
+      <w:tr>
+        <w:tc>
+          <w:tcPr>
+            <w:tcW w:w="3120" w:type="dxa"/>
+          </w:tcPr>
           <w:p>
             <w:r>
               <w:t xml:space="preserve">№</w:t>
@@ -816,7 +985,9 @@
           </w:p>
         </w:tc>
         <w:tc>
-          <w:tcPr/>
+          <w:tcPr>
+            <w:tcW w:w="3120" w:type="dxa"/>
+          </w:tcPr>
           <w:p>
             <w:r>
               <w:t xml:space="preserve">Расстановка</w:t>
@@ -824,7 +995,9 @@
           </w:p>
         </w:tc>
         <w:tc>
-          <w:tcPr/>
+          <w:tcPr>
+            <w:tcW w:w="3120" w:type="dxa"/>
+          </w:tcPr>
           <w:p>
             <w:r>
               <w:t xml:space="preserve">Ходы</w:t>
@@ -834,7 +1007,9 @@
       </w:tr>
       <w:tr>
         <w:tc>
-          <w:tcPr/>
+          <w:tcPr>
+            <w:tcW w:w="3120" w:type="dxa"/>
+          </w:tcPr>
           <w:p>
             <w:r>
               <w:t xml:space="preserve">1</w:t>
@@ -842,7 +1017,9 @@
           </w:p>
         </w:tc>
         <w:tc>
-          <w:tcPr/>
+          <w:tcPr>
+            <w:tcW w:w="3120" w:type="dxa"/>
+          </w:tcPr>
           <w:p>
             <w:r>
               <w:t xml:space="preserve">старт ① 44, ② 13</w:t>
@@ -850,7 +1027,9 @@
           </w:p>
         </w:tc>
         <w:tc>
-          <w:tcPr/>
+          <w:tcPr>
+            <w:tcW w:w="3120" w:type="dxa"/>
+          </w:tcPr>
           <w:p>
             <w:r>
               <w:t xml:space="preserve">②ВВ(Д) · ②ПП(Д) · ①ПП(С) · ①ВВ(Д) · ②ЛЛ(Д) · ②НН(Д) · ②ЛЛ(С) · ②ПП(Д) · ①ЛЛ(Д) · ①ЛЛ(С) · ②НН(С) · ②ПП(С) · ①ВВ(С) · ①ВВ(С) · ①НН(Д) · ①НН(С)</w:t>
@@ -860,15 +1039,19 @@
       </w:tr>
       <w:tr>
         <w:tc>
-          <w:tcPr/>
-          <w:p>
-            <w:r>
-              <w:t xml:space="preserve">2</w:t>
-            </w:r>
-          </w:p>
-        </w:tc>
-        <w:tc>
-          <w:tcPr/>
+          <w:tcPr>
+            <w:tcW w:w="3120" w:type="dxa"/>
+          </w:tcPr>
+          <w:p>
+            <w:r>
+              <w:t xml:space="preserve">2</w:t>
+            </w:r>
+          </w:p>
+        </w:tc>
+        <w:tc>
+          <w:tcPr>
+            <w:tcW w:w="3120" w:type="dxa"/>
+          </w:tcPr>
           <w:p>
             <w:r>
               <w:t xml:space="preserve">старт ① 41, ② 34</w:t>
@@ -876,7 +1059,9 @@
           </w:p>
         </w:tc>
         <w:tc>
-          <w:tcPr/>
+          <w:tcPr>
+            <w:tcW w:w="3120" w:type="dxa"/>
+          </w:tcPr>
           <w:p>
             <w:r>
               <w:t xml:space="preserve">①ЛЛ(Д) · ②ВВ(Д) · ②НН(Д) · ②НН(С) · ①ЛЛ(С) · ①НН(Д) · ②ПП(С) · ①ПП(Д) · ①ПП(С) · ②ЛЛ(Д) · ②НН(С) · ①ВВ(Д) · ②ЛЛ(С) · ①ПП(С) · ①ВВ(С) · ②ВВ(Д)</w:t>
@@ -886,7 +1071,9 @@
       </w:tr>
       <w:tr>
         <w:tc>
-          <w:tcPr/>
+          <w:tcPr>
+            <w:tcW w:w="3120" w:type="dxa"/>
+          </w:tcPr>
           <w:p>
             <w:r>
               <w:t xml:space="preserve">3</w:t>
@@ -894,7 +1081,9 @@
           </w:p>
         </w:tc>
         <w:tc>
-          <w:tcPr/>
+          <w:tcPr>
+            <w:tcW w:w="3120" w:type="dxa"/>
+          </w:tcPr>
           <w:p>
             <w:r>
               <w:t xml:space="preserve">старт ① 41, ② 42</w:t>
@@ -902,7 +1091,9 @@
           </w:p>
         </w:tc>
         <w:tc>
-          <w:tcPr/>
+          <w:tcPr>
+            <w:tcW w:w="3120" w:type="dxa"/>
+          </w:tcPr>
           <w:p>
             <w:r>
               <w:t xml:space="preserve">①ЛЛ(Д) · ①НН(Д) · ①НН(С) · ①ЛЛ(С) · ①ВВ(Д) · ②ВВ(С) · ②ПП(С) · ①ЛЛ(С) · ②ПП(С) · ①ВВ(С) · ②НН(Д) · ②ПП(С) · ②ВВ(Д) · ①НН(Д) · ②ЛЛ(Д) · ②ПП(Д)</w:t>
@@ -912,7 +1103,9 @@
       </w:tr>
       <w:tr>
         <w:tc>
-          <w:tcPr/>
+          <w:tcPr>
+            <w:tcW w:w="3120" w:type="dxa"/>
+          </w:tcPr>
           <w:p>
             <w:r>
               <w:t xml:space="preserve">4</w:t>
@@ -920,7 +1113,9 @@
           </w:p>
         </w:tc>
         <w:tc>
-          <w:tcPr/>
+          <w:tcPr>
+            <w:tcW w:w="3120" w:type="dxa"/>
+          </w:tcPr>
           <w:p>
             <w:r>
               <w:t xml:space="preserve">старт ① 32, ② 33</w:t>
@@ -928,7 +1123,9 @@
           </w:p>
         </w:tc>
         <w:tc>
-          <w:tcPr/>
+          <w:tcPr>
+            <w:tcW w:w="3120" w:type="dxa"/>
+          </w:tcPr>
           <w:p>
             <w:r>
               <w:t xml:space="preserve">②ЛЛ(Д) · ②ВВ(Д) · ②ВВ(С) · ①ПП(С) · ②НН(Д) · ①НН(Д) · ②ПП(Д) · ①НН(С) · ①ПП(С) · ①ВВ(Д) · ①ВВ(С) · ①ЛЛ(Д) · ②ПП(С) · ①ЛЛ(С) · ②ЛЛ(Д) · ②НН(С)</w:t>
@@ -938,7 +1135,9 @@
       </w:tr>
       <w:tr>
         <w:tc>
-          <w:tcPr/>
+          <w:tcPr>
+            <w:tcW w:w="3120" w:type="dxa"/>
+          </w:tcPr>
           <w:p>
             <w:r>
               <w:t xml:space="preserve">5</w:t>
@@ -946,7 +1145,9 @@
           </w:p>
         </w:tc>
         <w:tc>
-          <w:tcPr/>
+          <w:tcPr>
+            <w:tcW w:w="3120" w:type="dxa"/>
+          </w:tcPr>
           <w:p>
             <w:r>
               <w:t xml:space="preserve">старт ① 42, ② 32</w:t>
@@ -954,7 +1155,9 @@
           </w:p>
         </w:tc>
         <w:tc>
-          <w:tcPr/>
+          <w:tcPr>
+            <w:tcW w:w="3120" w:type="dxa"/>
+          </w:tcPr>
           <w:p>
             <w:r>
               <w:t xml:space="preserve">①ПП(С) · ②ЛЛ(Д) · ①ПП(С) · ②ВВ(С) · ②НН(Д) · ②ВВ(Д) · ②НН(Д) · ②ПП(Д) · ①ВВ(С) · ①ЛЛ(Д) · ①ВВ(С) · ①ЛЛ(С) · ①НН(Д) · ②ПП(С) · ②ЛЛ(Д) · ①НН(С)</w:t>
@@ -964,7 +1167,9 @@
       </w:tr>
       <w:tr>
         <w:tc>
-          <w:tcPr/>
+          <w:tcPr>
+            <w:tcW w:w="3120" w:type="dxa"/>
+          </w:tcPr>
           <w:p>
             <w:r>
               <w:t xml:space="preserve">6</w:t>
@@ -972,7 +1177,9 @@
           </w:p>
         </w:tc>
         <w:tc>
-          <w:tcPr/>
+          <w:tcPr>
+            <w:tcW w:w="3120" w:type="dxa"/>
+          </w:tcPr>
           <w:p>
             <w:r>
               <w:t xml:space="preserve">старт ① 14, ② 42</w:t>
@@ -980,7 +1187,9 @@
           </w:p>
         </w:tc>
         <w:tc>
-          <w:tcPr/>
+          <w:tcPr>
+            <w:tcW w:w="3120" w:type="dxa"/>
+          </w:tcPr>
           <w:p>
             <w:r>
               <w:t xml:space="preserve">①ПП(Д) · ①НН(С) · ②ПП(С) · ②ЛЛ(Д) · ①ЛЛ(Д) · ②ВВ(С) · ①ВВ(Д) · ①НН(Д) · ②ПП(Д) · ①ЛЛ(С) · ①НН(С) · ②НН(Д) · ②ВВ(Д) · ②ПП(С) · ①ЛЛ(С) · ②ВВ(С)</w:t>
@@ -990,7 +1199,9 @@
       </w:tr>
       <w:tr>
         <w:tc>
-          <w:tcPr/>
+          <w:tcPr>
+            <w:tcW w:w="3120" w:type="dxa"/>
+          </w:tcPr>
           <w:p>
             <w:r>
               <w:t xml:space="preserve">7</w:t>
@@ -998,7 +1209,9 @@
           </w:p>
         </w:tc>
         <w:tc>
-          <w:tcPr/>
+          <w:tcPr>
+            <w:tcW w:w="3120" w:type="dxa"/>
+          </w:tcPr>
           <w:p>
             <w:r>
               <w:t xml:space="preserve">старт ① 41, ② 13</w:t>
@@ -1006,7 +1219,9 @@
           </w:p>
         </w:tc>
         <w:tc>
-          <w:tcPr/>
+          <w:tcPr>
+            <w:tcW w:w="3120" w:type="dxa"/>
+          </w:tcPr>
           <w:p>
             <w:r>
               <w:t xml:space="preserve">①ПП(С) · ①ЛЛ(Д) · ②ВВ(Д) · ②ВВ(С) · ①НН(Д) · ①ВВ(Д) · ①ВВ(С) · ②ЛЛ(С) · ①ПП(Д) · ②НН(Д) · ②ЛЛ(С) · ①ПП(С) · ②ЛЛ(С) · ②НН(С) · ①НН(Д) · ②ПП(Д)</w:t>
@@ -1016,7 +1231,9 @@
       </w:tr>
       <w:tr>
         <w:tc>
-          <w:tcPr/>
+          <w:tcPr>
+            <w:tcW w:w="3120" w:type="dxa"/>
+          </w:tcPr>
           <w:p>
             <w:r>
               <w:t xml:space="preserve">8</w:t>
@@ -1024,7 +1241,9 @@
           </w:p>
         </w:tc>
         <w:tc>
-          <w:tcPr/>
+          <w:tcPr>
+            <w:tcW w:w="3120" w:type="dxa"/>
+          </w:tcPr>
           <w:p>
             <w:r>
               <w:t xml:space="preserve">старт ① 43, ② 32</w:t>
@@ -1032,7 +1251,9 @@
           </w:p>
         </w:tc>
         <w:tc>
-          <w:tcPr/>
+          <w:tcPr>
+            <w:tcW w:w="3120" w:type="dxa"/>
+          </w:tcPr>
           <w:p>
             <w:r>
               <w:t xml:space="preserve">①ПП(С) · ②ЛЛ(Д) · ①ПП(С) · ①ВВ(Д) · ①НН(Д) · ①ВВ(Д) · ②ЛЛ(С) · ②ЛЛ(С) · ②НН(Д) · ①ПП(С) · ②ВВ(Д) · ①НН(Д) · ②ЛЛ(С) · ②ВВ(С) · ②НН(Д) · ①ПП(С)</w:t>
@@ -1042,7 +1263,9 @@
       </w:tr>
       <w:tr>
         <w:tc>
-          <w:tcPr/>
+          <w:tcPr>
+            <w:tcW w:w="3120" w:type="dxa"/>
+          </w:tcPr>
           <w:p>
             <w:r>
               <w:t xml:space="preserve">9</w:t>
@@ -1050,7 +1273,9 @@
           </w:p>
         </w:tc>
         <w:tc>
-          <w:tcPr/>
+          <w:tcPr>
+            <w:tcW w:w="3120" w:type="dxa"/>
+          </w:tcPr>
           <w:p>
             <w:r>
               <w:t xml:space="preserve">старт ① 41, ② 31</w:t>
@@ -1058,7 +1283,9 @@
           </w:p>
         </w:tc>
         <w:tc>
-          <w:tcPr/>
+          <w:tcPr>
+            <w:tcW w:w="3120" w:type="dxa"/>
+          </w:tcPr>
           <w:p>
             <w:r>
               <w:t xml:space="preserve">①ЛЛ(Д) · ②НН(Д) · ①ВВ(С) · ②НН(С) · ②НН(С) · ②НН(С) · ①ЛЛ(С) · ①ПП(Д) · ①ЛЛ(Д) · ②ПП(С) · ①ВВ(С) · ①ПП(Д) · ②ВВ(Д) · ②ЛЛ(Д) · ①ВВ(С) · ②ПП(Д)</w:t>
@@ -1068,7 +1295,9 @@
       </w:tr>
       <w:tr>
         <w:tc>
-          <w:tcPr/>
+          <w:tcPr>
+            <w:tcW w:w="3120" w:type="dxa"/>
+          </w:tcPr>
           <w:p>
             <w:r>
               <w:t xml:space="preserve">10</w:t>
@@ -1076,7 +1305,9 @@
           </w:p>
         </w:tc>
         <w:tc>
-          <w:tcPr/>
+          <w:tcPr>
+            <w:tcW w:w="3120" w:type="dxa"/>
+          </w:tcPr>
           <w:p>
             <w:r>
               <w:t xml:space="preserve">старт ① 14, ② 43</w:t>
@@ -1084,7 +1315,9 @@
           </w:p>
         </w:tc>
         <w:tc>
-          <w:tcPr/>
+          <w:tcPr>
+            <w:tcW w:w="3120" w:type="dxa"/>
+          </w:tcPr>
           <w:p>
             <w:r>
               <w:t xml:space="preserve">①ВВ(Д) · ②ЛЛ(Д) · ①ВВ(С) · ②ВВ(Д) · ②НН(Д) · ①НН(Д) · ②ЛЛ(С) · ②ПП(Д) · ②ПП(С) · ①НН(С) · ①ВВ(Д) · ②ПП(С) · ①ЛЛ(С) · ①НН(Д) · ②ПП(С) · ①ЛЛ(С)</w:t>
